--- a/mind_and_brain/levels_of_analysis_lab/vehicles_lab_report.docx
+++ b/mind_and_brain/levels_of_analysis_lab/vehicles_lab_report.docx
@@ -170,7 +170,7 @@
           <w:sz w:val="20"/>
           <w:szCs w:val="20"/>
         </w:rPr>
-        <w:t>Write down your first impressions.  For now, don’t worry about being technical or precise.  Just describe the behaviors in everyday language. Don’t be afraid to use “mentalistic” language like curious, afraid, aggressive — that’s part of the exercise! How would you describe what the blue vehicles seem to be doing?</w:t>
+        <w:t>Write down your first impressions.  For now, don’t worry about being technical or precise.  Just describe the behaviors in everyday language. Don’t be afraid to use “mentalistic” language like curious, afraid, aggressive — that’s part of the exercise! How would you describe what each of the four varieties (2a, 2b, 3a, 3b) seems to be doing?</w:t>
       </w:r>
     </w:p>
     <w:p>
@@ -247,7 +247,7 @@
           <w:sz w:val="20"/>
           <w:szCs w:val="20"/>
         </w:rPr>
-        <w:t>What are the consistent differences you notice between blue and red vehicles?</w:t>
+        <w:t>What are the consistent differences you notice among the four varieties?</w:t>
       </w:r>
     </w:p>
     <w:p>
@@ -306,7 +306,7 @@
           <w:sz w:val="20"/>
           <w:szCs w:val="20"/>
         </w:rPr>
-        <w:t>How does the distance to the heat source change the behavior?</w:t>
+        <w:t>How does the distance to the heat source change each variety’s behavior?</w:t>
       </w:r>
     </w:p>
     <w:p>
@@ -420,7 +420,7 @@
           <w:sz w:val="20"/>
           <w:szCs w:val="20"/>
         </w:rPr>
-        <w:t>Which behaviors seem predictable, and which seem surprising?</w:t>
+        <w:t>What happens when there are no heat sources at all? Which vehicles still move, and how?</w:t>
       </w:r>
     </w:p>
     <w:p>
@@ -453,36 +453,10 @@
       <w:pPr>
         <w:rPr>
           <w:rFonts w:ascii="Calibri" w:hAnsi="Calibri" w:cs="Calibri"/>
-        </w:rPr>
-      </w:pPr>
-    </w:p>
-    <w:p>
-      <w:pPr>
-        <w:pBdr>
-          <w:bottom w:val="single" w:sz="12" w:space="1" w:color="auto"/>
-        </w:pBdr>
-        <w:rPr>
-          <w:rFonts w:ascii="Calibri" w:hAnsi="Calibri" w:cs="Calibri"/>
-          <w:b/>
-          <w:bCs/>
-        </w:rPr>
-      </w:pPr>
-      <w:r>
-        <w:rPr>
-          <w:rFonts w:ascii="Calibri" w:hAnsi="Calibri" w:cs="Calibri"/>
-          <w:b/>
-          <w:bCs/>
-        </w:rPr>
-        <w:t xml:space="preserve">Part </w:t>
-      </w:r>
-      <w:r>
-        <w:rPr>
-          <w:rFonts w:ascii="Calibri" w:hAnsi="Calibri" w:cs="Calibri"/>
-          <w:b/>
-          <w:bCs/>
-        </w:rPr>
-        <w:t>3</w:t>
-      </w:r>
+          <w:sz w:val="20"/>
+          <w:szCs w:val="20"/>
+        </w:rPr>
+      </w:pPr>
     </w:p>
     <w:p>
       <w:pPr>
@@ -503,7 +477,7 @@
           <w:sz w:val="20"/>
           <w:szCs w:val="20"/>
         </w:rPr>
-        <w:t>Which wiring diagram do you think goes with the blue vehicles? Which goes with the red vehicles?</w:t>
+        <w:t>Which behaviors seem predictable, and which seem surprising?</w:t>
       </w:r>
     </w:p>
     <w:p>
@@ -536,10 +510,36 @@
       <w:pPr>
         <w:rPr>
           <w:rFonts w:ascii="Calibri" w:hAnsi="Calibri" w:cs="Calibri"/>
-          <w:sz w:val="20"/>
-          <w:szCs w:val="20"/>
-        </w:rPr>
-      </w:pPr>
+        </w:rPr>
+      </w:pPr>
+    </w:p>
+    <w:p>
+      <w:pPr>
+        <w:pBdr>
+          <w:bottom w:val="single" w:sz="12" w:space="1" w:color="auto"/>
+        </w:pBdr>
+        <w:rPr>
+          <w:rFonts w:ascii="Calibri" w:hAnsi="Calibri" w:cs="Calibri"/>
+          <w:b/>
+          <w:bCs/>
+        </w:rPr>
+      </w:pPr>
+      <w:r>
+        <w:rPr>
+          <w:rFonts w:ascii="Calibri" w:hAnsi="Calibri" w:cs="Calibri"/>
+          <w:b/>
+          <w:bCs/>
+        </w:rPr>
+        <w:t xml:space="preserve">Part </w:t>
+      </w:r>
+      <w:r>
+        <w:rPr>
+          <w:rFonts w:ascii="Calibri" w:hAnsi="Calibri" w:cs="Calibri"/>
+          <w:b/>
+          <w:bCs/>
+        </w:rPr>
+        <w:t>3</w:t>
+      </w:r>
     </w:p>
     <w:p>
       <w:pPr>
@@ -560,7 +560,7 @@
           <w:sz w:val="20"/>
           <w:szCs w:val="20"/>
         </w:rPr>
-        <w:t>How does the wiring explain the way each type of vehicle moves around the heat sources?</w:t>
+        <w:t>For each variety (2a, 2b, 3a, 3b), record whether its wiring is ipsilateral or contralateral, and whether its connections are excitatory or inhibitory.</w:t>
       </w:r>
     </w:p>
     <w:p>
@@ -607,39 +607,25 @@
         </w:numPr>
         <w:rPr>
           <w:rFonts w:ascii="Calibri" w:hAnsi="Calibri" w:cs="Calibri"/>
-        </w:rPr>
-      </w:pPr>
-      <w:r>
-        <w:rPr>
-          <w:rFonts w:ascii="Calibri" w:hAnsi="Calibri" w:cs="Calibri"/>
-          <w:sz w:val="20"/>
-          <w:szCs w:val="20"/>
-        </w:rPr>
-        <w:t>Why do such small differences in wiring lead to such different “</w:t>
-      </w:r>
-      <w:proofErr w:type="gramStart"/>
-      <w:r>
-        <w:rPr>
-          <w:rFonts w:ascii="Calibri" w:hAnsi="Calibri" w:cs="Calibri"/>
-          <w:sz w:val="20"/>
-          <w:szCs w:val="20"/>
-        </w:rPr>
-        <w:t>psychological-looking</w:t>
-      </w:r>
-      <w:proofErr w:type="gramEnd"/>
-      <w:r>
-        <w:rPr>
-          <w:rFonts w:ascii="Calibri" w:hAnsi="Calibri" w:cs="Calibri"/>
-          <w:sz w:val="20"/>
-          <w:szCs w:val="20"/>
-        </w:rPr>
-        <w:t>” behaviors?</w:t>
-      </w:r>
-    </w:p>
-    <w:p>
-      <w:pPr>
-        <w:rPr>
-          <w:rFonts w:ascii="Calibri" w:hAnsi="Calibri" w:cs="Calibri"/>
+          <w:sz w:val="20"/>
+          <w:szCs w:val="20"/>
+        </w:rPr>
+      </w:pPr>
+      <w:r>
+        <w:rPr>
+          <w:rFonts w:ascii="Calibri" w:hAnsi="Calibri" w:cs="Calibri"/>
+          <w:sz w:val="20"/>
+          <w:szCs w:val="20"/>
+        </w:rPr>
+        <w:t>How does the wiring explain the way each variety moves around the heat sources?</w:t>
+      </w:r>
+    </w:p>
+    <w:p>
+      <w:pPr>
+        <w:rPr>
+          <w:rFonts w:ascii="Calibri" w:hAnsi="Calibri" w:cs="Calibri"/>
+          <w:sz w:val="20"/>
+          <w:szCs w:val="20"/>
         </w:rPr>
       </w:pPr>
     </w:p>
@@ -664,36 +650,10 @@
       <w:pPr>
         <w:rPr>
           <w:rFonts w:ascii="Calibri" w:hAnsi="Calibri" w:cs="Calibri"/>
-        </w:rPr>
-      </w:pPr>
-    </w:p>
-    <w:p>
-      <w:pPr>
-        <w:pBdr>
-          <w:bottom w:val="single" w:sz="12" w:space="1" w:color="auto"/>
-        </w:pBdr>
-        <w:rPr>
-          <w:rFonts w:ascii="Calibri" w:hAnsi="Calibri" w:cs="Calibri"/>
-          <w:b/>
-          <w:bCs/>
-        </w:rPr>
-      </w:pPr>
-      <w:r>
-        <w:rPr>
-          <w:rFonts w:ascii="Calibri" w:hAnsi="Calibri" w:cs="Calibri"/>
-          <w:b/>
-          <w:bCs/>
-        </w:rPr>
-        <w:t xml:space="preserve">Part </w:t>
-      </w:r>
-      <w:r>
-        <w:rPr>
-          <w:rFonts w:ascii="Calibri" w:hAnsi="Calibri" w:cs="Calibri"/>
-          <w:b/>
-          <w:bCs/>
-        </w:rPr>
-        <w:t>4</w:t>
-      </w:r>
+          <w:sz w:val="20"/>
+          <w:szCs w:val="20"/>
+        </w:rPr>
+      </w:pPr>
     </w:p>
     <w:p>
       <w:pPr>
@@ -704,25 +664,39 @@
         </w:numPr>
         <w:rPr>
           <w:rFonts w:ascii="Calibri" w:hAnsi="Calibri" w:cs="Calibri"/>
-          <w:sz w:val="20"/>
-          <w:szCs w:val="20"/>
-        </w:rPr>
-      </w:pPr>
-      <w:r>
-        <w:rPr>
-          <w:rFonts w:ascii="Calibri" w:hAnsi="Calibri" w:cs="Calibri"/>
-          <w:sz w:val="20"/>
-          <w:szCs w:val="20"/>
-        </w:rPr>
-        <w:t>Which mentalistic descriptions came up in your group’s first impressions?</w:t>
-      </w:r>
-    </w:p>
-    <w:p>
-      <w:pPr>
-        <w:rPr>
-          <w:rFonts w:ascii="Calibri" w:hAnsi="Calibri" w:cs="Calibri"/>
-          <w:sz w:val="20"/>
-          <w:szCs w:val="20"/>
+        </w:rPr>
+      </w:pPr>
+      <w:r>
+        <w:rPr>
+          <w:rFonts w:ascii="Calibri" w:hAnsi="Calibri" w:cs="Calibri"/>
+          <w:sz w:val="20"/>
+          <w:szCs w:val="20"/>
+        </w:rPr>
+        <w:t xml:space="preserve">Some of these varieties differ from each other in only one of the two wiring choices. Why do such small differences in wiring lead to such different “</w:t>
+      </w:r>
+      <w:proofErr w:type="gramStart"/>
+      <w:r>
+        <w:rPr>
+          <w:rFonts w:ascii="Calibri" w:hAnsi="Calibri" w:cs="Calibri"/>
+          <w:sz w:val="20"/>
+          <w:szCs w:val="20"/>
+        </w:rPr>
+        <w:t>psychological-looking</w:t>
+      </w:r>
+      <w:proofErr w:type="gramEnd"/>
+      <w:r>
+        <w:rPr>
+          <w:rFonts w:ascii="Calibri" w:hAnsi="Calibri" w:cs="Calibri"/>
+          <w:sz w:val="20"/>
+          <w:szCs w:val="20"/>
+        </w:rPr>
+        <w:t>” behaviors?</w:t>
+      </w:r>
+    </w:p>
+    <w:p>
+      <w:pPr>
+        <w:rPr>
+          <w:rFonts w:ascii="Calibri" w:hAnsi="Calibri" w:cs="Calibri"/>
         </w:rPr>
       </w:pPr>
     </w:p>
@@ -747,10 +721,36 @@
       <w:pPr>
         <w:rPr>
           <w:rFonts w:ascii="Calibri" w:hAnsi="Calibri" w:cs="Calibri"/>
-          <w:sz w:val="20"/>
-          <w:szCs w:val="20"/>
-        </w:rPr>
-      </w:pPr>
+        </w:rPr>
+      </w:pPr>
+    </w:p>
+    <w:p>
+      <w:pPr>
+        <w:pBdr>
+          <w:bottom w:val="single" w:sz="12" w:space="1" w:color="auto"/>
+        </w:pBdr>
+        <w:rPr>
+          <w:rFonts w:ascii="Calibri" w:hAnsi="Calibri" w:cs="Calibri"/>
+          <w:b/>
+          <w:bCs/>
+        </w:rPr>
+      </w:pPr>
+      <w:r>
+        <w:rPr>
+          <w:rFonts w:ascii="Calibri" w:hAnsi="Calibri" w:cs="Calibri"/>
+          <w:b/>
+          <w:bCs/>
+        </w:rPr>
+        <w:t xml:space="preserve">Part </w:t>
+      </w:r>
+      <w:r>
+        <w:rPr>
+          <w:rFonts w:ascii="Calibri" w:hAnsi="Calibri" w:cs="Calibri"/>
+          <w:b/>
+          <w:bCs/>
+        </w:rPr>
+        <w:t>4</w:t>
+      </w:r>
     </w:p>
     <w:p>
       <w:pPr>
@@ -771,7 +771,7 @@
           <w:sz w:val="20"/>
           <w:szCs w:val="20"/>
         </w:rPr>
-        <w:t xml:space="preserve">How did your explanations change after seeing the wiring diagrams?  </w:t>
+        <w:t>Which mentalistic descriptions came up in your group’s first impressions?</w:t>
       </w:r>
     </w:p>
     <w:p>
@@ -828,7 +828,7 @@
           <w:sz w:val="20"/>
           <w:szCs w:val="20"/>
         </w:rPr>
-        <w:t>Define Marr's three levels of analysis.</w:t>
+        <w:t xml:space="preserve">How did your explanations change after seeing the wiring diagrams?  </w:t>
       </w:r>
     </w:p>
     <w:p>
@@ -885,7 +885,64 @@
           <w:sz w:val="20"/>
           <w:szCs w:val="20"/>
         </w:rPr>
-        <w:t>How would you describe Vehicle 2’s behavior at each of Marr's levels?</w:t>
+        <w:t>Define Marr's three levels of analysis.</w:t>
+      </w:r>
+    </w:p>
+    <w:p>
+      <w:pPr>
+        <w:rPr>
+          <w:rFonts w:ascii="Calibri" w:hAnsi="Calibri" w:cs="Calibri"/>
+          <w:sz w:val="20"/>
+          <w:szCs w:val="20"/>
+        </w:rPr>
+      </w:pPr>
+    </w:p>
+    <w:p>
+      <w:pPr>
+        <w:rPr>
+          <w:rFonts w:ascii="Calibri" w:hAnsi="Calibri" w:cs="Calibri"/>
+          <w:sz w:val="20"/>
+          <w:szCs w:val="20"/>
+        </w:rPr>
+      </w:pPr>
+      <w:r>
+        <w:rPr>
+          <w:rFonts w:ascii="Calibri" w:hAnsi="Calibri" w:cs="Calibri"/>
+          <w:sz w:val="20"/>
+          <w:szCs w:val="20"/>
+        </w:rPr>
+        <w:t>WRITE YOUR ANSWER HERE</w:t>
+      </w:r>
+    </w:p>
+    <w:p>
+      <w:pPr>
+        <w:rPr>
+          <w:rFonts w:ascii="Calibri" w:hAnsi="Calibri" w:cs="Calibri"/>
+          <w:sz w:val="20"/>
+          <w:szCs w:val="20"/>
+        </w:rPr>
+      </w:pPr>
+    </w:p>
+    <w:p>
+      <w:pPr>
+        <w:pStyle w:val="ListParagraph"/>
+        <w:numPr>
+          <w:ilvl w:val="0"/>
+          <w:numId w:val="2"/>
+        </w:numPr>
+        <w:rPr>
+          <w:rFonts w:ascii="Calibri" w:hAnsi="Calibri" w:cs="Calibri"/>
+          <w:sz w:val="20"/>
+          <w:szCs w:val="20"/>
+        </w:rPr>
+      </w:pPr>
+      <w:r>
+        <w:rPr>
+          <w:rFonts w:ascii="Calibri" w:hAnsi="Calibri" w:cs="Calibri"/>
+          <w:sz w:val="20"/>
+          <w:szCs w:val="20"/>
+        </w:rPr>
+        <w:t>How would you describe these vehicles’ behavior at each of Marr's levels?</w:t>
       </w:r>
     </w:p>
     <w:p>

--- a/mind_and_brain/levels_of_analysis_lab/vehicles_lab_report.docx
+++ b/mind_and_brain/levels_of_analysis_lab/vehicles_lab_report.docx
@@ -170,7 +170,7 @@
           <w:sz w:val="20"/>
           <w:szCs w:val="20"/>
         </w:rPr>
-        <w:t>Write down your first impressions.  For now, don’t worry about being technical or precise.  Just describe the behaviors in everyday language. Don’t be afraid to use “mentalistic” language like curious, afraid, aggressive — that’s part of the exercise! How would you describe what each of the four varieties (2a, 2b, 3a, 3b) seems to be doing?</w:t>
+        <w:t>Write down your first impressions.  For now, don’t worry about being technical or precise.  Just describe the behaviors in everyday language. Don’t be afraid to use “mentalistic” language like curious, afraid, aggressive — that’s part of the exercise! How would you describe what each of the six varieties (2a, 2b, 2c, 3a, 3b, 3c) seems to be doing?</w:t>
       </w:r>
     </w:p>
     <w:p>
@@ -247,7 +247,7 @@
           <w:sz w:val="20"/>
           <w:szCs w:val="20"/>
         </w:rPr>
-        <w:t>What are the consistent differences you notice among the four varieties?</w:t>
+        <w:t>What are the consistent differences you notice among the six varieties?</w:t>
       </w:r>
     </w:p>
     <w:p>
@@ -477,7 +477,7 @@
           <w:sz w:val="20"/>
           <w:szCs w:val="20"/>
         </w:rPr>
-        <w:t>Which behaviors seem predictable, and which seem surprising?</w:t>
+        <w:t>Do all six varieties steer? Are there any that never seem to turn toward or away from anything, no matter where you put a heat source?</w:t>
       </w:r>
     </w:p>
     <w:p>
@@ -510,36 +510,10 @@
       <w:pPr>
         <w:rPr>
           <w:rFonts w:ascii="Calibri" w:hAnsi="Calibri" w:cs="Calibri"/>
-        </w:rPr>
-      </w:pPr>
-    </w:p>
-    <w:p>
-      <w:pPr>
-        <w:pBdr>
-          <w:bottom w:val="single" w:sz="12" w:space="1" w:color="auto"/>
-        </w:pBdr>
-        <w:rPr>
-          <w:rFonts w:ascii="Calibri" w:hAnsi="Calibri" w:cs="Calibri"/>
-          <w:b/>
-          <w:bCs/>
-        </w:rPr>
-      </w:pPr>
-      <w:r>
-        <w:rPr>
-          <w:rFonts w:ascii="Calibri" w:hAnsi="Calibri" w:cs="Calibri"/>
-          <w:b/>
-          <w:bCs/>
-        </w:rPr>
-        <w:t xml:space="preserve">Part </w:t>
-      </w:r>
-      <w:r>
-        <w:rPr>
-          <w:rFonts w:ascii="Calibri" w:hAnsi="Calibri" w:cs="Calibri"/>
-          <w:b/>
-          <w:bCs/>
-        </w:rPr>
-        <w:t>3</w:t>
-      </w:r>
+          <w:sz w:val="20"/>
+          <w:szCs w:val="20"/>
+        </w:rPr>
+      </w:pPr>
     </w:p>
     <w:p>
       <w:pPr>
@@ -560,7 +534,7 @@
           <w:sz w:val="20"/>
           <w:szCs w:val="20"/>
         </w:rPr>
-        <w:t>For each variety (2a, 2b, 3a, 3b), record whether its wiring is ipsilateral or contralateral, and whether its connections are excitatory or inhibitory.</w:t>
+        <w:t>Which behaviors seem predictable, and which seem surprising?</w:t>
       </w:r>
     </w:p>
     <w:p>
@@ -593,10 +567,36 @@
       <w:pPr>
         <w:rPr>
           <w:rFonts w:ascii="Calibri" w:hAnsi="Calibri" w:cs="Calibri"/>
-          <w:sz w:val="20"/>
-          <w:szCs w:val="20"/>
-        </w:rPr>
-      </w:pPr>
+        </w:rPr>
+      </w:pPr>
+    </w:p>
+    <w:p>
+      <w:pPr>
+        <w:pBdr>
+          <w:bottom w:val="single" w:sz="12" w:space="1" w:color="auto"/>
+        </w:pBdr>
+        <w:rPr>
+          <w:rFonts w:ascii="Calibri" w:hAnsi="Calibri" w:cs="Calibri"/>
+          <w:b/>
+          <w:bCs/>
+        </w:rPr>
+      </w:pPr>
+      <w:r>
+        <w:rPr>
+          <w:rFonts w:ascii="Calibri" w:hAnsi="Calibri" w:cs="Calibri"/>
+          <w:b/>
+          <w:bCs/>
+        </w:rPr>
+        <w:t xml:space="preserve">Part </w:t>
+      </w:r>
+      <w:r>
+        <w:rPr>
+          <w:rFonts w:ascii="Calibri" w:hAnsi="Calibri" w:cs="Calibri"/>
+          <w:b/>
+          <w:bCs/>
+        </w:rPr>
+        <w:t>3</w:t>
+      </w:r>
     </w:p>
     <w:p>
       <w:pPr>
@@ -617,7 +617,121 @@
           <w:sz w:val="20"/>
           <w:szCs w:val="20"/>
         </w:rPr>
+        <w:t>For each variety (2a, 2b, 2c, 3a, 3b, 3c), record whether its wiring is ipsilateral, contralateral, or fully connected, and whether its connections are excitatory or inhibitory.</w:t>
+      </w:r>
+    </w:p>
+    <w:p>
+      <w:pPr>
+        <w:rPr>
+          <w:rFonts w:ascii="Calibri" w:hAnsi="Calibri" w:cs="Calibri"/>
+          <w:sz w:val="20"/>
+          <w:szCs w:val="20"/>
+        </w:rPr>
+      </w:pPr>
+    </w:p>
+    <w:p>
+      <w:pPr>
+        <w:rPr>
+          <w:rFonts w:ascii="Calibri" w:hAnsi="Calibri" w:cs="Calibri"/>
+          <w:sz w:val="20"/>
+          <w:szCs w:val="20"/>
+        </w:rPr>
+      </w:pPr>
+      <w:r>
+        <w:rPr>
+          <w:rFonts w:ascii="Calibri" w:hAnsi="Calibri" w:cs="Calibri"/>
+          <w:sz w:val="20"/>
+          <w:szCs w:val="20"/>
+        </w:rPr>
+        <w:t>WRITE YOUR ANSWER HERE</w:t>
+      </w:r>
+    </w:p>
+    <w:p>
+      <w:pPr>
+        <w:rPr>
+          <w:rFonts w:ascii="Calibri" w:hAnsi="Calibri" w:cs="Calibri"/>
+          <w:sz w:val="20"/>
+          <w:szCs w:val="20"/>
+        </w:rPr>
+      </w:pPr>
+    </w:p>
+    <w:p>
+      <w:pPr>
+        <w:pStyle w:val="ListParagraph"/>
+        <w:numPr>
+          <w:ilvl w:val="0"/>
+          <w:numId w:val="2"/>
+        </w:numPr>
+        <w:rPr>
+          <w:rFonts w:ascii="Calibri" w:hAnsi="Calibri" w:cs="Calibri"/>
+          <w:sz w:val="20"/>
+          <w:szCs w:val="20"/>
+        </w:rPr>
+      </w:pPr>
+      <w:r>
+        <w:rPr>
+          <w:rFonts w:ascii="Calibri" w:hAnsi="Calibri" w:cs="Calibri"/>
+          <w:sz w:val="20"/>
+          <w:szCs w:val="20"/>
+        </w:rPr>
         <w:t>How does the wiring explain the way each variety moves around the heat sources?</w:t>
+      </w:r>
+    </w:p>
+    <w:p>
+      <w:pPr>
+        <w:rPr>
+          <w:rFonts w:ascii="Calibri" w:hAnsi="Calibri" w:cs="Calibri"/>
+          <w:sz w:val="20"/>
+          <w:szCs w:val="20"/>
+        </w:rPr>
+      </w:pPr>
+    </w:p>
+    <w:p>
+      <w:pPr>
+        <w:rPr>
+          <w:rFonts w:ascii="Calibri" w:hAnsi="Calibri" w:cs="Calibri"/>
+          <w:sz w:val="20"/>
+          <w:szCs w:val="20"/>
+        </w:rPr>
+      </w:pPr>
+      <w:r>
+        <w:rPr>
+          <w:rFonts w:ascii="Calibri" w:hAnsi="Calibri" w:cs="Calibri"/>
+          <w:sz w:val="20"/>
+          <w:szCs w:val="20"/>
+        </w:rPr>
+        <w:t>WRITE YOUR ANSWER HERE</w:t>
+      </w:r>
+    </w:p>
+    <w:p>
+      <w:pPr>
+        <w:rPr>
+          <w:rFonts w:ascii="Calibri" w:hAnsi="Calibri" w:cs="Calibri"/>
+          <w:sz w:val="20"/>
+          <w:szCs w:val="20"/>
+        </w:rPr>
+      </w:pPr>
+    </w:p>
+    <w:p>
+      <w:pPr>
+        <w:pStyle w:val="ListParagraph"/>
+        <w:numPr>
+          <w:ilvl w:val="0"/>
+          <w:numId w:val="2"/>
+        </w:numPr>
+        <w:rPr>
+          <w:rFonts w:ascii="Calibri" w:hAnsi="Calibri" w:cs="Calibri"/>
+          <w:sz w:val="20"/>
+          <w:szCs w:val="20"/>
+        </w:rPr>
+      </w:pPr>
+      <w:r>
+        <w:rPr>
+          <w:rFonts w:ascii="Calibri" w:hAnsi="Calibri" w:cs="Calibri"/>
+          <w:sz w:val="20"/>
+          <w:szCs w:val="20"/>
+        </w:rPr>
+        <w:t>Some varieties never steer at all, no matter where you put a heat source. Find them, and compare their two actuator values as they move. What is it about their wiring that makes turning impossible?</w:t>
       </w:r>
     </w:p>
     <w:p>

--- a/mind_and_brain/levels_of_analysis_lab/vehicles_lab_report.docx
+++ b/mind_and_brain/levels_of_analysis_lab/vehicles_lab_report.docx
@@ -306,7 +306,7 @@
           <w:sz w:val="20"/>
           <w:szCs w:val="20"/>
         </w:rPr>
-        <w:t>How does the distance to the heat source change each variety’s behavior?</w:t>
+        <w:t>How does the distance to the light source change each variety’s behavior?</w:t>
       </w:r>
     </w:p>
     <w:p>
@@ -420,7 +420,7 @@
           <w:sz w:val="20"/>
           <w:szCs w:val="20"/>
         </w:rPr>
-        <w:t>What happens when there are no heat sources at all? Which vehicles still move, and how?</w:t>
+        <w:t>What happens when there are no light sources at all? Which vehicles still move, and how?</w:t>
       </w:r>
     </w:p>
     <w:p>
@@ -477,7 +477,7 @@
           <w:sz w:val="20"/>
           <w:szCs w:val="20"/>
         </w:rPr>
-        <w:t>Do all six varieties steer? Are there any that never seem to turn toward or away from anything, no matter where you put a heat source?</w:t>
+        <w:t>Do all six varieties steer? Are there any that never seem to turn toward or away from anything, no matter where you put a light source?</w:t>
       </w:r>
     </w:p>
     <w:p>
@@ -674,7 +674,7 @@
           <w:sz w:val="20"/>
           <w:szCs w:val="20"/>
         </w:rPr>
-        <w:t>How does the wiring explain the way each variety moves around the heat sources?</w:t>
+        <w:t>How does the wiring explain the way each variety moves around the light sources?</w:t>
       </w:r>
     </w:p>
     <w:p>
@@ -731,7 +731,7 @@
           <w:sz w:val="20"/>
           <w:szCs w:val="20"/>
         </w:rPr>
-        <w:t>Some varieties never steer at all, no matter where you put a heat source. Find them, and compare their two actuator values as they move. What is it about their wiring that makes turning impossible?</w:t>
+        <w:t>Some varieties never steer at all, no matter where you put a light source. Find them, and compare their two actuator values as they move. What is it about their wiring that makes turning impossible?</w:t>
       </w:r>
     </w:p>
     <w:p>

--- a/mind_and_brain/levels_of_analysis_lab/vehicles_lab_report.docx
+++ b/mind_and_brain/levels_of_analysis_lab/vehicles_lab_report.docx
@@ -534,7 +534,7 @@
           <w:sz w:val="20"/>
           <w:szCs w:val="20"/>
         </w:rPr>
-        <w:t>Which behaviors seem predictable, and which seem surprising?</w:t>
+        <w:t>What happens when you put a light up on the rim, where no vehicle can reach it? Does it still affect them? Does a light up there seem to pull as strongly as one down on the floor?</w:t>
       </w:r>
     </w:p>
     <w:p>
@@ -567,36 +567,10 @@
       <w:pPr>
         <w:rPr>
           <w:rFonts w:ascii="Calibri" w:hAnsi="Calibri" w:cs="Calibri"/>
-        </w:rPr>
-      </w:pPr>
-    </w:p>
-    <w:p>
-      <w:pPr>
-        <w:pBdr>
-          <w:bottom w:val="single" w:sz="12" w:space="1" w:color="auto"/>
-        </w:pBdr>
-        <w:rPr>
-          <w:rFonts w:ascii="Calibri" w:hAnsi="Calibri" w:cs="Calibri"/>
-          <w:b/>
-          <w:bCs/>
-        </w:rPr>
-      </w:pPr>
-      <w:r>
-        <w:rPr>
-          <w:rFonts w:ascii="Calibri" w:hAnsi="Calibri" w:cs="Calibri"/>
-          <w:b/>
-          <w:bCs/>
-        </w:rPr>
-        <w:t xml:space="preserve">Part </w:t>
-      </w:r>
-      <w:r>
-        <w:rPr>
-          <w:rFonts w:ascii="Calibri" w:hAnsi="Calibri" w:cs="Calibri"/>
-          <w:b/>
-          <w:bCs/>
-        </w:rPr>
-        <w:t>3</w:t>
-      </w:r>
+          <w:sz w:val="20"/>
+          <w:szCs w:val="20"/>
+        </w:rPr>
+      </w:pPr>
     </w:p>
     <w:p>
       <w:pPr>
@@ -617,7 +591,7 @@
           <w:sz w:val="20"/>
           <w:szCs w:val="20"/>
         </w:rPr>
-        <w:t>For each variety (2a, 2b, 2c, 3a, 3b, 3c), record whether its wiring is ipsilateral, contralateral, or fully connected, and whether its connections are excitatory or inhibitory.</w:t>
+        <w:t>Which behaviors seem predictable, and which seem surprising?</w:t>
       </w:r>
     </w:p>
     <w:p>
@@ -650,10 +624,36 @@
       <w:pPr>
         <w:rPr>
           <w:rFonts w:ascii="Calibri" w:hAnsi="Calibri" w:cs="Calibri"/>
-          <w:sz w:val="20"/>
-          <w:szCs w:val="20"/>
-        </w:rPr>
-      </w:pPr>
+        </w:rPr>
+      </w:pPr>
+    </w:p>
+    <w:p>
+      <w:pPr>
+        <w:pBdr>
+          <w:bottom w:val="single" w:sz="12" w:space="1" w:color="auto"/>
+        </w:pBdr>
+        <w:rPr>
+          <w:rFonts w:ascii="Calibri" w:hAnsi="Calibri" w:cs="Calibri"/>
+          <w:b/>
+          <w:bCs/>
+        </w:rPr>
+      </w:pPr>
+      <w:r>
+        <w:rPr>
+          <w:rFonts w:ascii="Calibri" w:hAnsi="Calibri" w:cs="Calibri"/>
+          <w:b/>
+          <w:bCs/>
+        </w:rPr>
+        <w:t xml:space="preserve">Part </w:t>
+      </w:r>
+      <w:r>
+        <w:rPr>
+          <w:rFonts w:ascii="Calibri" w:hAnsi="Calibri" w:cs="Calibri"/>
+          <w:b/>
+          <w:bCs/>
+        </w:rPr>
+        <w:t>3</w:t>
+      </w:r>
     </w:p>
     <w:p>
       <w:pPr>
@@ -674,7 +674,7 @@
           <w:sz w:val="20"/>
           <w:szCs w:val="20"/>
         </w:rPr>
-        <w:t>How does the wiring explain the way each variety moves around the light sources?</w:t>
+        <w:t>For each variety (2a, 2b, 2c, 3a, 3b, 3c), record whether its wiring is ipsilateral, contralateral, or fully connected, and whether its connections are excitatory or inhibitory.</w:t>
       </w:r>
     </w:p>
     <w:p>
@@ -731,7 +731,7 @@
           <w:sz w:val="20"/>
           <w:szCs w:val="20"/>
         </w:rPr>
-        <w:t>Some varieties never steer at all, no matter where you put a light source. Find them, and compare their two actuator values as they move. What is it about their wiring that makes turning impossible?</w:t>
+        <w:t>How does the wiring explain the way each variety moves around the light sources?</w:t>
       </w:r>
     </w:p>
     <w:p>
@@ -778,6 +778,63 @@
         </w:numPr>
         <w:rPr>
           <w:rFonts w:ascii="Calibri" w:hAnsi="Calibri" w:cs="Calibri"/>
+          <w:sz w:val="20"/>
+          <w:szCs w:val="20"/>
+        </w:rPr>
+      </w:pPr>
+      <w:r>
+        <w:rPr>
+          <w:rFonts w:ascii="Calibri" w:hAnsi="Calibri" w:cs="Calibri"/>
+          <w:sz w:val="20"/>
+          <w:szCs w:val="20"/>
+        </w:rPr>
+        <w:t>Some varieties never steer at all, no matter where you put a light source. Find them, and compare their two actuator values as they move. What is it about their wiring that makes turning impossible?</w:t>
+      </w:r>
+    </w:p>
+    <w:p>
+      <w:pPr>
+        <w:rPr>
+          <w:rFonts w:ascii="Calibri" w:hAnsi="Calibri" w:cs="Calibri"/>
+          <w:sz w:val="20"/>
+          <w:szCs w:val="20"/>
+        </w:rPr>
+      </w:pPr>
+    </w:p>
+    <w:p>
+      <w:pPr>
+        <w:rPr>
+          <w:rFonts w:ascii="Calibri" w:hAnsi="Calibri" w:cs="Calibri"/>
+          <w:sz w:val="20"/>
+          <w:szCs w:val="20"/>
+        </w:rPr>
+      </w:pPr>
+      <w:r>
+        <w:rPr>
+          <w:rFonts w:ascii="Calibri" w:hAnsi="Calibri" w:cs="Calibri"/>
+          <w:sz w:val="20"/>
+          <w:szCs w:val="20"/>
+        </w:rPr>
+        <w:t>WRITE YOUR ANSWER HERE</w:t>
+      </w:r>
+    </w:p>
+    <w:p>
+      <w:pPr>
+        <w:rPr>
+          <w:rFonts w:ascii="Calibri" w:hAnsi="Calibri" w:cs="Calibri"/>
+          <w:sz w:val="20"/>
+          <w:szCs w:val="20"/>
+        </w:rPr>
+      </w:pPr>
+    </w:p>
+    <w:p>
+      <w:pPr>
+        <w:pStyle w:val="ListParagraph"/>
+        <w:numPr>
+          <w:ilvl w:val="0"/>
+          <w:numId w:val="2"/>
+        </w:numPr>
+        <w:rPr>
+          <w:rFonts w:ascii="Calibri" w:hAnsi="Calibri" w:cs="Calibri"/>
         </w:rPr>
       </w:pPr>
       <w:r>
@@ -835,6 +892,63 @@
       <w:pPr>
         <w:rPr>
           <w:rFonts w:ascii="Calibri" w:hAnsi="Calibri" w:cs="Calibri"/>
+        </w:rPr>
+      </w:pPr>
+    </w:p>
+    <w:p>
+      <w:pPr>
+        <w:pStyle w:val="ListParagraph"/>
+        <w:numPr>
+          <w:ilvl w:val="0"/>
+          <w:numId w:val="2"/>
+        </w:numPr>
+        <w:rPr>
+          <w:rFonts w:ascii="Calibri" w:hAnsi="Calibri" w:cs="Calibri"/>
+          <w:sz w:val="20"/>
+          <w:szCs w:val="20"/>
+        </w:rPr>
+      </w:pPr>
+      <w:r>
+        <w:rPr>
+          <w:rFonts w:ascii="Calibri" w:hAnsi="Calibri" w:cs="Calibri"/>
+          <w:sz w:val="20"/>
+          <w:szCs w:val="20"/>
+        </w:rPr>
+        <w:t>Put a light up on the rim, select a vehicle that is drawn toward it, and raise its connection strength. What changes, and what does the vehicle end up doing? Using the numbers in the panel, explain why a light up on the rim pulls more weakly than one on the floor, even from the same spot on the map.</w:t>
+      </w:r>
+    </w:p>
+    <w:p>
+      <w:pPr>
+        <w:rPr>
+          <w:rFonts w:ascii="Calibri" w:hAnsi="Calibri" w:cs="Calibri"/>
+          <w:sz w:val="20"/>
+          <w:szCs w:val="20"/>
+        </w:rPr>
+      </w:pPr>
+    </w:p>
+    <w:p>
+      <w:pPr>
+        <w:rPr>
+          <w:rFonts w:ascii="Calibri" w:hAnsi="Calibri" w:cs="Calibri"/>
+          <w:sz w:val="20"/>
+          <w:szCs w:val="20"/>
+        </w:rPr>
+      </w:pPr>
+      <w:r>
+        <w:rPr>
+          <w:rFonts w:ascii="Calibri" w:hAnsi="Calibri" w:cs="Calibri"/>
+          <w:sz w:val="20"/>
+          <w:szCs w:val="20"/>
+        </w:rPr>
+        <w:t>WRITE YOUR ANSWER HERE</w:t>
+      </w:r>
+    </w:p>
+    <w:p>
+      <w:pPr>
+        <w:rPr>
+          <w:rFonts w:ascii="Calibri" w:hAnsi="Calibri" w:cs="Calibri"/>
+          <w:sz w:val="20"/>
+          <w:szCs w:val="20"/>
         </w:rPr>
       </w:pPr>
     </w:p>
